--- a/a7/packages/A7 Unit 5 - Multi-Step Proportional Relationships/Lessons/5.10/A7 5.10 Multi-Step Proportion Problems - Independent Set.docx
+++ b/a7/packages/A7 Unit 5 - Multi-Step Proportional Relationships/Lessons/5.10/A7 5.10 Multi-Step Proportion Problems - Independent Set.docx
@@ -236,7 +236,7 @@
                 <w:color w:val="1A1A1A"/>
                 <w:sz w:val="22"/>
               </w:rPr>
-              <w:t>A car does 32 miles per gallon and its tank holds 14 gal. How far does it go on a tank?</w:t>
+              <w:t>A car gets 32 miles per gallon and its tank holds 14 gal. How far does it go on a tank?</w:t>
             </w:r>
           </w:p>
           <w:p>
@@ -308,7 +308,7 @@
                 <w:color w:val="1A1A1A"/>
                 <w:sz w:val="22"/>
               </w:rPr>
-              <w:t>That car starts a 1,000-mi trip with a full tank. How many tanks of gas does the trip take?</w:t>
+              <w:t>That car makes a 1,000-mi trip. How many tanks of gas does it use? (Part of a tank counts as a whole tank.)</w:t>
             </w:r>
           </w:p>
           <w:p>
@@ -596,12 +596,12 @@
                 <w:color w:val="1A1A1A"/>
                 <w:sz w:val="22"/>
               </w:rPr>
-              <w:t>A plan is drawn at 1 in : 5 ft; a room is 2 in by 3 in on it. 1 ft = 0.305 m. Find the room's area in square metres.</w:t>
+              <w:t>A plan is drawn at 1 in : 6 ft; a room is 2 in by 3.5 in on it. Find the room's real area.</w:t>
             </w:r>
           </w:p>
           <w:p>
             <w:pPr>
-              <w:spacing w:after="1152"/>
+              <w:spacing w:after="1008"/>
             </w:pPr>
           </w:p>
         </w:tc>

--- a/a7/packages/A7 Unit 5 - Multi-Step Proportional Relationships/Lessons/5.10/A7 5.10 Multi-Step Proportion Problems - Independent Set.docx
+++ b/a7/packages/A7 Unit 5 - Multi-Step Proportional Relationships/Lessons/5.10/A7 5.10 Multi-Step Proportion Problems - Independent Set.docx
@@ -380,7 +380,50 @@
                 <w:color w:val="1A1A1A"/>
                 <w:sz w:val="22"/>
               </w:rPr>
-              <w:t>A recipe for 4 servings uses 1¼ cups of rice. How much rice for 10 servings?</w:t>
+              <w:t xml:space="preserve">A recipe for 4 servings uses </w:t>
+            </w:r>
+            <w:r>
+              <w:drawing>
+                <wp:inline xmlns:a="http://schemas.openxmlformats.org/drawingml/2006/main" xmlns:pic="http://schemas.openxmlformats.org/drawingml/2006/picture">
+                  <wp:extent cx="128016" cy="213360"/>
+                  <wp:docPr id="1" name="Picture 1"/>
+                  <wp:cNvGraphicFramePr>
+                    <a:graphicFrameLocks noChangeAspect="1"/>
+                  </wp:cNvGraphicFramePr>
+                  <a:graphic>
+                    <a:graphicData uri="http://schemas.openxmlformats.org/drawingml/2006/picture">
+                      <pic:pic>
+                        <pic:nvPicPr>
+                          <pic:cNvPr id="0" name="5e0eb291eefa9fc9.png"/>
+                          <pic:cNvPicPr/>
+                        </pic:nvPicPr>
+                        <pic:blipFill>
+                          <a:blip r:embed="rId9"/>
+                          <a:stretch>
+                            <a:fillRect/>
+                          </a:stretch>
+                        </pic:blipFill>
+                        <pic:spPr>
+                          <a:xfrm>
+                            <a:off x="0" y="0"/>
+                            <a:ext cx="128016" cy="213360"/>
+                          </a:xfrm>
+                          <a:prstGeom prst="rect"/>
+                        </pic:spPr>
+                      </pic:pic>
+                    </a:graphicData>
+                  </a:graphic>
+                </wp:inline>
+              </w:drawing>
+            </w:r>
+            <w:r>
+              <w:rPr>
+                <w:b w:val="0"/>
+                <w:i w:val="0"/>
+                <w:color w:val="1A1A1A"/>
+                <w:sz w:val="22"/>
+              </w:rPr>
+              <w:t xml:space="preserve"> cups of rice. How much rice for 10 servings?</w:t>
             </w:r>
           </w:p>
           <w:p>
@@ -446,13 +489,47 @@
               <w:t xml:space="preserve">4.   </w:t>
             </w:r>
             <w:r>
+              <w:drawing>
+                <wp:inline xmlns:a="http://schemas.openxmlformats.org/drawingml/2006/main" xmlns:pic="http://schemas.openxmlformats.org/drawingml/2006/picture">
+                  <wp:extent cx="932688" cy="118872"/>
+                  <wp:docPr id="2" name="Picture 2"/>
+                  <wp:cNvGraphicFramePr>
+                    <a:graphicFrameLocks noChangeAspect="1"/>
+                  </wp:cNvGraphicFramePr>
+                  <a:graphic>
+                    <a:graphicData uri="http://schemas.openxmlformats.org/drawingml/2006/picture">
+                      <pic:pic>
+                        <pic:nvPicPr>
+                          <pic:cNvPr id="0" name="0e76ab3bbdebbfa3.png"/>
+                          <pic:cNvPicPr/>
+                        </pic:nvPicPr>
+                        <pic:blipFill>
+                          <a:blip r:embed="rId10"/>
+                          <a:stretch>
+                            <a:fillRect/>
+                          </a:stretch>
+                        </pic:blipFill>
+                        <pic:spPr>
+                          <a:xfrm>
+                            <a:off x="0" y="0"/>
+                            <a:ext cx="932688" cy="118872"/>
+                          </a:xfrm>
+                          <a:prstGeom prst="rect"/>
+                        </pic:spPr>
+                      </pic:pic>
+                    </a:graphicData>
+                  </a:graphic>
+                </wp:inline>
+              </w:drawing>
+            </w:r>
+            <w:r>
               <w:rPr>
                 <w:b w:val="0"/>
                 <w:i w:val="0"/>
                 <w:color w:val="1A1A1A"/>
                 <w:sz w:val="22"/>
               </w:rPr>
-              <w:t>1 km = 0.62 mi. A train does 120 km/h; a bus does 70 mi/h. Which is faster? Show the speeds in one unit.</w:t>
+              <w:t>. A train does 120 km/h; a bus does 70 mi/h. Which is faster? Show the speeds in one unit.</w:t>
             </w:r>
           </w:p>
           <w:p>
@@ -524,7 +601,50 @@
                 <w:color w:val="1A1A1A"/>
                 <w:sz w:val="22"/>
               </w:rPr>
-              <w:t>Juice is mixed orange : mango : water = 3 : 2 : 5. A batch uses 9 cups of orange. How many cups is the whole batch?</w:t>
+              <w:t xml:space="preserve">Juice is mixed orange : mango : water = </w:t>
+            </w:r>
+            <w:r>
+              <w:drawing>
+                <wp:inline xmlns:a="http://schemas.openxmlformats.org/drawingml/2006/main" xmlns:pic="http://schemas.openxmlformats.org/drawingml/2006/picture">
+                  <wp:extent cx="417576" cy="118872"/>
+                  <wp:docPr id="3" name="Picture 3"/>
+                  <wp:cNvGraphicFramePr>
+                    <a:graphicFrameLocks noChangeAspect="1"/>
+                  </wp:cNvGraphicFramePr>
+                  <a:graphic>
+                    <a:graphicData uri="http://schemas.openxmlformats.org/drawingml/2006/picture">
+                      <pic:pic>
+                        <pic:nvPicPr>
+                          <pic:cNvPr id="0" name="5182e6f037fc971c.png"/>
+                          <pic:cNvPicPr/>
+                        </pic:nvPicPr>
+                        <pic:blipFill>
+                          <a:blip r:embed="rId11"/>
+                          <a:stretch>
+                            <a:fillRect/>
+                          </a:stretch>
+                        </pic:blipFill>
+                        <pic:spPr>
+                          <a:xfrm>
+                            <a:off x="0" y="0"/>
+                            <a:ext cx="417576" cy="118872"/>
+                          </a:xfrm>
+                          <a:prstGeom prst="rect"/>
+                        </pic:spPr>
+                      </pic:pic>
+                    </a:graphicData>
+                  </a:graphic>
+                </wp:inline>
+              </w:drawing>
+            </w:r>
+            <w:r>
+              <w:rPr>
+                <w:b w:val="0"/>
+                <w:i w:val="0"/>
+                <w:color w:val="1A1A1A"/>
+                <w:sz w:val="22"/>
+              </w:rPr>
+              <w:t>. A batch uses 9 cups of orange. How many cups is the whole batch?</w:t>
             </w:r>
           </w:p>
           <w:p>
@@ -596,7 +716,50 @@
                 <w:color w:val="1A1A1A"/>
                 <w:sz w:val="22"/>
               </w:rPr>
-              <w:t>A plan is drawn at 1 in : 6 ft; a room is 2 in by 3.5 in on it. Find the room's real area.</w:t>
+              <w:t xml:space="preserve">A plan is drawn at </w:t>
+            </w:r>
+            <w:r>
+              <w:drawing>
+                <wp:inline xmlns:a="http://schemas.openxmlformats.org/drawingml/2006/main" xmlns:pic="http://schemas.openxmlformats.org/drawingml/2006/picture">
+                  <wp:extent cx="505968" cy="118872"/>
+                  <wp:docPr id="4" name="Picture 4"/>
+                  <wp:cNvGraphicFramePr>
+                    <a:graphicFrameLocks noChangeAspect="1"/>
+                  </wp:cNvGraphicFramePr>
+                  <a:graphic>
+                    <a:graphicData uri="http://schemas.openxmlformats.org/drawingml/2006/picture">
+                      <pic:pic>
+                        <pic:nvPicPr>
+                          <pic:cNvPr id="0" name="8de5fbfced5a0a18.png"/>
+                          <pic:cNvPicPr/>
+                        </pic:nvPicPr>
+                        <pic:blipFill>
+                          <a:blip r:embed="rId12"/>
+                          <a:stretch>
+                            <a:fillRect/>
+                          </a:stretch>
+                        </pic:blipFill>
+                        <pic:spPr>
+                          <a:xfrm>
+                            <a:off x="0" y="0"/>
+                            <a:ext cx="505968" cy="118872"/>
+                          </a:xfrm>
+                          <a:prstGeom prst="rect"/>
+                        </pic:spPr>
+                      </pic:pic>
+                    </a:graphicData>
+                  </a:graphic>
+                </wp:inline>
+              </w:drawing>
+            </w:r>
+            <w:r>
+              <w:rPr>
+                <w:b w:val="0"/>
+                <w:i w:val="0"/>
+                <w:color w:val="1A1A1A"/>
+                <w:sz w:val="22"/>
+              </w:rPr>
+              <w:t>; a room is 2 in by 3.5 in on it. Find the room's real area.</w:t>
             </w:r>
           </w:p>
           <w:p>
